--- a/resources/document-templates/doc7-weekly-checkins-template.docx
+++ b/resources/document-templates/doc7-weekly-checkins-template.docx
@@ -1459,6 +1459,25 @@
     </w:p>
     <w:p>
       <w:pPr>
+        <w:spacing w:after="0"/>
+        <w:jc w:val="both"/>
+        <w:rPr>
+          <w:rFonts w:ascii="Times New Roman" w:eastAsia="Times New Roman" w:hAnsi="Times New Roman" w:cs="Times New Roman"/>
+          <w:b/>
+          <w:bCs/>
+        </w:rPr>
+      </w:pPr>
+    </w:p>
+    <w:p>
+      <w:pPr>
+        <w:spacing w:after="0"/>
+      </w:pPr>
+      <w:r>
+        <w:t>${sig_slot_1}</w:t>
+      </w:r>
+    </w:p>
+    <w:p>
+      <w:pPr>
         <w:keepNext/>
         <w:keepLines/>
         <w:spacing w:after="0"/>
@@ -1479,7 +1498,7 @@
           <w:sz w:val="24"/>
           <w:szCs w:val="24"/>
         </w:rPr>
-        <w:t>Prepared By:</w:t>
+        <w:t xml:space="preserve">${prepared_by_label}</w:t>
       </w:r>
     </w:p>
     <w:p>
@@ -1589,6 +1608,14 @@
     </w:p>
     <w:p>
       <w:pPr>
+        <w:spacing w:after="0"/>
+      </w:pPr>
+      <w:r>
+        <w:t>${/sig_slot_1}</w:t>
+      </w:r>
+    </w:p>
+    <w:p>
+      <w:pPr>
         <w:keepNext/>
         <w:keepLines/>
         <w:spacing w:after="0"/>
@@ -1610,7 +1637,7 @@
           <w:sz w:val="24"/>
           <w:szCs w:val="24"/>
         </w:rPr>
-        <w:t>Noted By:</w:t>
+        <w:t xml:space="preserve">${noted_by_label}</w:t>
       </w:r>
     </w:p>
     <w:p>

--- a/resources/document-templates/doc7-weekly-checkins-template.docx
+++ b/resources/document-templates/doc7-weekly-checkins-template.docx
@@ -1745,46 +1745,6 @@
         </w:rPr>
         <w:t>}</w:t>
       </w:r>
-    </w:p>
-    <w:p>
-      <w:pPr>
-        <w:spacing w:after="0"/>
-        <w:ind w:left="6480"/>
-        <w:jc w:val="both"/>
-        <w:rPr>
-          <w:rFonts w:ascii="Times New Roman" w:eastAsia="Times New Roman" w:hAnsi="Times New Roman" w:cs="Times New Roman"/>
-          <w:sz w:val="24"/>
-          <w:szCs w:val="24"/>
-        </w:rPr>
-      </w:pPr>
-    </w:p>
-    <w:p>
-      <w:pPr>
-        <w:spacing w:after="0"/>
-        <w:ind w:left="6480"/>
-        <w:jc w:val="both"/>
-        <w:rPr>
-          <w:rFonts w:ascii="Times New Roman" w:eastAsia="Times New Roman" w:hAnsi="Times New Roman" w:cs="Times New Roman"/>
-          <w:sz w:val="24"/>
-          <w:szCs w:val="24"/>
-        </w:rPr>
-      </w:pPr>
-    </w:p>
-    <w:p>
-      <w:pPr>
-        <w:spacing w:line="240" w:lineRule="auto"/>
-        <w:rPr>
-          <w:rFonts w:ascii="Times New Roman" w:eastAsia="Times New Roman" w:hAnsi="Times New Roman" w:cs="Times New Roman"/>
-        </w:rPr>
-      </w:pPr>
-    </w:p>
-    <w:p>
-      <w:pPr>
-        <w:spacing w:line="240" w:lineRule="auto"/>
-        <w:rPr>
-          <w:rFonts w:ascii="Times New Roman" w:eastAsia="Times New Roman" w:hAnsi="Times New Roman" w:cs="Times New Roman"/>
-        </w:rPr>
-      </w:pPr>
     </w:p>
     <w:sectPr>
       <w:headerReference w:type="default" r:id="rId9"/>

--- a/resources/document-templates/doc7-weekly-checkins-template.docx
+++ b/resources/document-templates/doc7-weekly-checkins-template.docx
@@ -1619,8 +1619,8 @@
         <w:keepNext/>
         <w:keepLines/>
         <w:spacing w:after="0"/>
-        <w:ind w:left="4320" w:firstLine="720"/>
-        <w:jc w:val="both"/>
+        <w:ind w:left="3270"/>
+        <w:jc w:val="left"/>
         <w:rPr>
           <w:rFonts w:ascii="Times New Roman" w:eastAsia="Times New Roman" w:hAnsi="Times New Roman" w:cs="Times New Roman"/>
           <w:b/>
@@ -1661,7 +1661,7 @@
         <w:keepNext/>
         <w:keepLines/>
         <w:spacing w:after="0"/>
-        <w:ind w:left="5040"/>
+        <w:ind w:left="3270"/>
         <w:rPr>
           <w:rFonts w:ascii="Times New Roman" w:eastAsia="Times New Roman" w:hAnsi="Times New Roman" w:cs="Times New Roman"/>
           <w:b/>
@@ -1711,8 +1711,8 @@
       <w:pPr>
         <w:keepLines/>
         <w:spacing w:after="0"/>
-        <w:ind w:left="4320" w:firstLine="720"/>
-        <w:jc w:val="both"/>
+        <w:ind w:left="3270"/>
+        <w:jc w:val="left"/>
         <w:rPr>
           <w:rFonts w:ascii="Times New Roman" w:eastAsia="Times New Roman" w:hAnsi="Times New Roman" w:cs="Times New Roman"/>
           <w:sz w:val="24"/>

--- a/resources/document-templates/doc7-weekly-checkins-template.docx
+++ b/resources/document-templates/doc7-weekly-checkins-template.docx
@@ -1582,6 +1582,8 @@
       <w:r>
         <w:rPr>
           <w:rFonts w:ascii="Times New Roman" w:eastAsia="Times New Roman" w:hAnsi="Times New Roman" w:cs="Times New Roman"/>
+          <w:i/>
+          <w:iCs/>
           <w:sz w:val="24"/>
           <w:szCs w:val="24"/>
         </w:rPr>
@@ -1591,6 +1593,8 @@
       <w:r>
         <w:rPr>
           <w:rFonts w:ascii="Times New Roman" w:eastAsia="Times New Roman" w:hAnsi="Times New Roman" w:cs="Times New Roman"/>
+          <w:i/>
+          <w:iCs/>
           <w:sz w:val="24"/>
           <w:szCs w:val="24"/>
         </w:rPr>
@@ -1600,6 +1604,8 @@
       <w:r>
         <w:rPr>
           <w:rFonts w:ascii="Times New Roman" w:eastAsia="Times New Roman" w:hAnsi="Times New Roman" w:cs="Times New Roman"/>
+          <w:i/>
+          <w:iCs/>
           <w:sz w:val="24"/>
           <w:szCs w:val="24"/>
         </w:rPr>
@@ -1722,6 +1728,8 @@
       <w:r>
         <w:rPr>
           <w:rFonts w:ascii="Times New Roman" w:eastAsia="Times New Roman" w:hAnsi="Times New Roman" w:cs="Times New Roman"/>
+          <w:i/>
+          <w:iCs/>
           <w:sz w:val="24"/>
           <w:szCs w:val="24"/>
         </w:rPr>
@@ -1731,6 +1739,8 @@
       <w:r>
         <w:rPr>
           <w:rFonts w:ascii="Times New Roman" w:eastAsia="Times New Roman" w:hAnsi="Times New Roman" w:cs="Times New Roman"/>
+          <w:i/>
+          <w:iCs/>
           <w:sz w:val="24"/>
           <w:szCs w:val="24"/>
         </w:rPr>
@@ -1740,6 +1750,8 @@
       <w:r>
         <w:rPr>
           <w:rFonts w:ascii="Times New Roman" w:eastAsia="Times New Roman" w:hAnsi="Times New Roman" w:cs="Times New Roman"/>
+          <w:i/>
+          <w:iCs/>
           <w:sz w:val="24"/>
           <w:szCs w:val="24"/>
         </w:rPr>

--- a/resources/document-templates/doc7-weekly-checkins-template.docx
+++ b/resources/document-templates/doc7-weekly-checkins-template.docx
@@ -1484,8 +1484,6 @@
         <w:jc w:val="both"/>
         <w:rPr>
           <w:rFonts w:ascii="Times New Roman" w:eastAsia="Times New Roman" w:hAnsi="Times New Roman" w:cs="Times New Roman"/>
-          <w:b/>
-          <w:bCs/>
           <w:sz w:val="24"/>
           <w:szCs w:val="24"/>
         </w:rPr>
@@ -1493,12 +1491,10 @@
       <w:r>
         <w:rPr>
           <w:rFonts w:ascii="Times New Roman" w:eastAsia="Times New Roman" w:hAnsi="Times New Roman" w:cs="Times New Roman"/>
-          <w:b/>
-          <w:bCs/>
           <w:sz w:val="24"/>
           <w:szCs w:val="24"/>
         </w:rPr>
-        <w:t xml:space="preserve">${prepared_by_label}</w:t>
+        <w:t>${prepared_by_label}</w:t>
       </w:r>
     </w:p>
     <w:p>
@@ -1626,11 +1622,8 @@
         <w:keepLines/>
         <w:spacing w:after="0"/>
         <w:ind w:left="3270"/>
-        <w:jc w:val="left"/>
         <w:rPr>
           <w:rFonts w:ascii="Times New Roman" w:eastAsia="Times New Roman" w:hAnsi="Times New Roman" w:cs="Times New Roman"/>
-          <w:b/>
-          <w:bCs/>
           <w:sz w:val="24"/>
           <w:szCs w:val="24"/>
         </w:rPr>
@@ -1638,12 +1631,10 @@
       <w:r>
         <w:rPr>
           <w:rFonts w:ascii="Times New Roman" w:eastAsia="Times New Roman" w:hAnsi="Times New Roman" w:cs="Times New Roman"/>
-          <w:b/>
-          <w:bCs/>
           <w:sz w:val="24"/>
           <w:szCs w:val="24"/>
         </w:rPr>
-        <w:t xml:space="preserve">${noted_by_label}</w:t>
+        <w:t>${noted_by_label}</w:t>
       </w:r>
     </w:p>
     <w:p>
@@ -1718,7 +1709,6 @@
         <w:keepLines/>
         <w:spacing w:after="0"/>
         <w:ind w:left="3270"/>
-        <w:jc w:val="left"/>
         <w:rPr>
           <w:rFonts w:ascii="Times New Roman" w:eastAsia="Times New Roman" w:hAnsi="Times New Roman" w:cs="Times New Roman"/>
           <w:sz w:val="24"/>

--- a/resources/document-templates/doc7-weekly-checkins-template.docx
+++ b/resources/document-templates/doc7-weekly-checkins-template.docx
@@ -1481,7 +1481,7 @@
         <w:keepNext/>
         <w:keepLines/>
         <w:spacing w:after="0"/>
-        <w:jc w:val="both"/>
+        <w:jc w:val="left"/>
         <w:rPr>
           <w:rFonts w:ascii="Times New Roman" w:eastAsia="Times New Roman" w:hAnsi="Times New Roman" w:cs="Times New Roman"/>
           <w:sz w:val="24"/>
@@ -1517,7 +1517,7 @@
         <w:keepNext/>
         <w:keepLines/>
         <w:spacing w:after="0"/>
-        <w:jc w:val="both"/>
+        <w:jc w:val="left"/>
         <w:rPr>
           <w:rFonts w:ascii="Times New Roman" w:eastAsia="Times New Roman" w:hAnsi="Times New Roman" w:cs="Times New Roman"/>
           <w:b/>
@@ -1568,7 +1568,7 @@
         <w:keepNext/>
         <w:keepLines/>
         <w:spacing w:after="0"/>
-        <w:jc w:val="both"/>
+        <w:jc w:val="left"/>
         <w:rPr>
           <w:rFonts w:ascii="Times New Roman" w:eastAsia="Times New Roman" w:hAnsi="Times New Roman" w:cs="Times New Roman"/>
           <w:sz w:val="24"/>
